--- a/个人简历.docx
+++ b/个人简历.docx
@@ -31,7 +31,6 @@
         </w:rPr>
         <w:t>的</w:t>
       </w:r>
-      <w:proofErr w:type="spellStart"/>
       <w:r>
         <w:rPr>
           <w:rFonts w:ascii="Aptos" w:eastAsia="微软雅黑" w:hAnsi="Aptos"/>
@@ -41,7 +40,6 @@
         </w:rPr>
         <w:t>个人简</w:t>
       </w:r>
-      <w:proofErr w:type="spellEnd"/>
       <w:r>
         <w:rPr>
           <w:rFonts w:ascii="Aptos" w:eastAsia="微软雅黑" w:hAnsi="Aptos" w:hint="eastAsia"/>
@@ -114,7 +112,6 @@
                 <w:rFonts w:hint="eastAsia"/>
               </w:rPr>
             </w:pPr>
-            <w:proofErr w:type="spellStart"/>
             <w:r>
               <w:rPr>
                 <w:rFonts w:ascii="Aptos" w:hAnsi="Aptos"/>
@@ -124,7 +121,6 @@
               </w:rPr>
               <w:t>姓名</w:t>
             </w:r>
-            <w:proofErr w:type="spellEnd"/>
           </w:p>
         </w:tc>
         <w:tc>
@@ -492,6 +488,7 @@
       <w:pPr>
         <w:spacing w:after="0" w:line="288" w:lineRule="auto"/>
         <w:rPr>
+          <w:rFonts w:hint="eastAsia"/>
           <w:i/>
           <w:iCs/>
           <w:strike/>
@@ -503,14 +500,21 @@
           <w:rFonts w:hint="eastAsia"/>
           <w:lang w:eastAsia="zh-CN"/>
         </w:rPr>
-        <w:t>古法编程信仰者，在学C++和前端交互，学习能力和搜索能力</w:t>
+        <w:t>古法编程信仰者，在学C++和前端交互，</w:t>
       </w:r>
       <w:r>
         <w:rPr>
           <w:rFonts w:hint="eastAsia"/>
           <w:lang w:eastAsia="zh-CN"/>
         </w:rPr>
-        <w:t>强</w:t>
+        <w:t>有一点</w:t>
+      </w:r>
+      <w:r>
+        <w:rPr>
+          <w:rFonts w:hint="eastAsia"/>
+          <w:lang w:eastAsia="zh-CN"/>
+        </w:rPr>
+        <w:t>学习能力和搜索能力</w:t>
       </w:r>
       <w:r>
         <w:rPr>
@@ -527,6 +531,21 @@
       <w:pPr>
         <w:spacing w:after="0" w:line="288" w:lineRule="auto"/>
         <w:rPr>
+          <w:lang w:eastAsia="zh-CN"/>
+        </w:rPr>
+      </w:pPr>
+      <w:r>
+        <w:rPr>
+          <w:rFonts w:hint="eastAsia"/>
+          <w:lang w:eastAsia="zh-CN"/>
+        </w:rPr>
+        <w:t>其实就是一个初学者</w:t>
+      </w:r>
+    </w:p>
+    <w:p>
+      <w:pPr>
+        <w:spacing w:after="0" w:line="288" w:lineRule="auto"/>
+        <w:rPr>
           <w:rFonts w:hint="eastAsia"/>
           <w:lang w:eastAsia="zh-CN"/>
         </w:rPr>
@@ -536,7 +555,7 @@
           <w:rFonts w:hint="eastAsia"/>
           <w:lang w:eastAsia="zh-CN"/>
         </w:rPr>
-        <w:t>其实就是一个初学者</w:t>
+        <w:t>最近鼓捣了一下DSH，把后面一部分任务搞完了，可惜时间太紧，没办法全部学完，只能等军训完慢慢补了</w:t>
       </w:r>
     </w:p>
     <w:sectPr>

--- a/个人简历.docx
+++ b/个人简历.docx
@@ -31,6 +31,7 @@
         </w:rPr>
         <w:t>的</w:t>
       </w:r>
+      <w:proofErr w:type="spellStart"/>
       <w:r>
         <w:rPr>
           <w:rFonts w:ascii="Aptos" w:eastAsia="微软雅黑" w:hAnsi="Aptos"/>
@@ -40,6 +41,7 @@
         </w:rPr>
         <w:t>个人简</w:t>
       </w:r>
+      <w:proofErr w:type="spellEnd"/>
       <w:r>
         <w:rPr>
           <w:rFonts w:ascii="Aptos" w:eastAsia="微软雅黑" w:hAnsi="Aptos" w:hint="eastAsia"/>
@@ -112,6 +114,7 @@
                 <w:rFonts w:hint="eastAsia"/>
               </w:rPr>
             </w:pPr>
+            <w:proofErr w:type="spellStart"/>
             <w:r>
               <w:rPr>
                 <w:rFonts w:ascii="Aptos" w:hAnsi="Aptos"/>
@@ -121,6 +124,7 @@
               </w:rPr>
               <w:t>姓名</w:t>
             </w:r>
+            <w:proofErr w:type="spellEnd"/>
           </w:p>
         </w:tc>
         <w:tc>
@@ -149,6 +153,7 @@
                 <w:rFonts w:hint="eastAsia"/>
               </w:rPr>
             </w:pPr>
+            <w:proofErr w:type="spellStart"/>
             <w:r>
               <w:rPr>
                 <w:rFonts w:ascii="Aptos" w:hAnsi="Aptos"/>
@@ -158,6 +163,7 @@
               </w:rPr>
               <w:t>专业</w:t>
             </w:r>
+            <w:proofErr w:type="spellEnd"/>
           </w:p>
         </w:tc>
         <w:tc>
@@ -186,6 +192,7 @@
                 <w:rFonts w:hint="eastAsia"/>
               </w:rPr>
             </w:pPr>
+            <w:proofErr w:type="spellStart"/>
             <w:r>
               <w:rPr>
                 <w:rFonts w:ascii="Aptos" w:hAnsi="Aptos"/>
@@ -195,6 +202,7 @@
               </w:rPr>
               <w:t>兴趣</w:t>
             </w:r>
+            <w:proofErr w:type="spellEnd"/>
           </w:p>
         </w:tc>
         <w:tc>
@@ -223,6 +231,7 @@
                 <w:rFonts w:hint="eastAsia"/>
               </w:rPr>
             </w:pPr>
+            <w:proofErr w:type="spellStart"/>
             <w:r>
               <w:rPr>
                 <w:rFonts w:ascii="Aptos" w:hAnsi="Aptos"/>
@@ -232,6 +241,7 @@
               </w:rPr>
               <w:t>联系方式</w:t>
             </w:r>
+            <w:proofErr w:type="spellEnd"/>
           </w:p>
         </w:tc>
       </w:tr>
@@ -531,6 +541,7 @@
       <w:pPr>
         <w:spacing w:after="0" w:line="288" w:lineRule="auto"/>
         <w:rPr>
+          <w:rFonts w:hint="eastAsia"/>
           <w:lang w:eastAsia="zh-CN"/>
         </w:rPr>
       </w:pPr>
@@ -546,7 +557,6 @@
       <w:pPr>
         <w:spacing w:after="0" w:line="288" w:lineRule="auto"/>
         <w:rPr>
-          <w:rFonts w:hint="eastAsia"/>
           <w:lang w:eastAsia="zh-CN"/>
         </w:rPr>
       </w:pPr>
@@ -557,6 +567,15 @@
         </w:rPr>
         <w:t>最近鼓捣了一下DSH，把后面一部分任务搞完了，可惜时间太紧，没办法全部学完，只能等军训完慢慢补了</w:t>
       </w:r>
+    </w:p>
+    <w:p>
+      <w:pPr>
+        <w:spacing w:after="0" w:line="288" w:lineRule="auto"/>
+        <w:rPr>
+          <w:rFonts w:hint="eastAsia"/>
+          <w:lang w:eastAsia="zh-CN"/>
+        </w:rPr>
+      </w:pPr>
     </w:p>
     <w:sectPr>
       <w:pgSz w:w="12240" w:h="15840"/>
